--- a/export/5.-📋-Guidelines.docx
+++ b/export/5.-📋-Guidelines.docx
@@ -122,6 +122,12 @@
       </w:r>
       <w:r>
         <w:t xml:space="preserve">:</w:t>
+      </w:r>
+      <w:r>
+        <w:t xml:space="preserve"> </w:t>
+      </w:r>
+      <w:r>
+        <w:t xml:space="preserve">Colocar uma aplicação em manutenção</w:t>
       </w:r>
       <w:r>
         <w:t xml:space="preserve"> </w:t>
